--- a/05-content/articles/proverka-buhgalterii/st1-DLYA-RAZMESHCHENIYA.docx
+++ b/05-content/articles/proverka-buhgalterii/st1-DLYA-RAZMESHCHENIYA.docx
@@ -2975,6 +2975,54 @@
           <w:sz w:val="20"/>
           <w:szCs w:val="20"/>
         </w:rPr>
+        <w:t xml:space="preserve">【ПОДПИСЬ: вывести в конце статьи, отдельной строкой】</w:t>
+      </w:r>
+    </w:p>
+    <w:p>
+      <w:pPr>
+        <w:spacing w:after="60"/>
+      </w:pPr>
+      <w:r>
+        <w:rPr>
+          <w:rFonts w:ascii="Times New Roman" w:cs="Times New Roman" w:eastAsia="Times New Roman" w:hAnsi="Times New Roman"/>
+          <w:b w:val="false"/>
+          <w:bCs w:val="false"/>
+          <w:color w:val="000000"/>
+          <w:sz w:val="20"/>
+          <w:szCs w:val="20"/>
+        </w:rPr>
+        <w:t xml:space="preserve">Материал подготовлен при помощи ИИ, проверен экспертом 1+1 — Елена Хохлова.</w:t>
+      </w:r>
+    </w:p>
+    <w:p>
+      <w:pPr>
+        <w:spacing w:after="40"/>
+      </w:pPr>
+      <w:r>
+        <w:rPr>
+          <w:rFonts w:ascii="Times New Roman" w:cs="Times New Roman" w:eastAsia="Times New Roman" w:hAnsi="Times New Roman"/>
+          <w:b w:val="false"/>
+          <w:bCs w:val="false"/>
+          <w:color w:val="000000"/>
+          <w:sz w:val="20"/>
+          <w:szCs w:val="20"/>
+        </w:rPr>
+        <w:t xml:space="preserve"/>
+      </w:r>
+    </w:p>
+    <w:p>
+      <w:pPr>
+        <w:spacing w:after="60"/>
+      </w:pPr>
+      <w:r>
+        <w:rPr>
+          <w:rFonts w:ascii="Consolas" w:cs="Consolas" w:eastAsia="Consolas" w:hAnsi="Consolas"/>
+          <w:b w:val="false"/>
+          <w:bCs w:val="false"/>
+          <w:color w:val="806000"/>
+          <w:sz w:val="20"/>
+          <w:szCs w:val="20"/>
+        </w:rPr>
         <w:t xml:space="preserve">──────────────────────────────────────────────────────────────────────</w:t>
       </w:r>
     </w:p>
@@ -3360,6 +3408,22 @@
           <w:szCs w:val="20"/>
         </w:rPr>
         <w:t xml:space="preserve">☐ CTA выделен, контактов в нём нет</w:t>
+      </w:r>
+    </w:p>
+    <w:p>
+      <w:pPr>
+        <w:spacing w:after="60"/>
+      </w:pPr>
+      <w:r>
+        <w:rPr>
+          <w:rFonts w:ascii="Times New Roman" w:cs="Times New Roman" w:eastAsia="Times New Roman" w:hAnsi="Times New Roman"/>
+          <w:b w:val="false"/>
+          <w:bCs w:val="false"/>
+          <w:color w:val="000000"/>
+          <w:sz w:val="20"/>
+          <w:szCs w:val="20"/>
+        </w:rPr>
+        <w:t xml:space="preserve">☐ Подпись эксперта выведена в конце статьи</w:t>
       </w:r>
     </w:p>
     <w:p>

--- a/05-content/articles/proverka-buhgalterii/st1-DLYA-RAZMESHCHENIYA.docx
+++ b/05-content/articles/proverka-buhgalterii/st1-DLYA-RAZMESHCHENIYA.docx
@@ -1151,39 +1151,39 @@
           <w:sz w:val="20"/>
           <w:szCs w:val="20"/>
         </w:rPr>
-        <w:t xml:space="preserve">Здесь важно разделить два разных действия: первичную оценку, которую руководитель может сделать сам, и профессиональную проверку. Первая отвечает на вопрос, есть ли повод беспокоиться; вторая — в чём именно причина.</w:t>
-      </w:r>
-    </w:p>
-    <w:p>
-      <w:pPr>
-        <w:spacing w:after="40"/>
-      </w:pPr>
-      <w:r>
-        <w:rPr>
-          <w:rFonts w:ascii="Times New Roman" w:cs="Times New Roman" w:eastAsia="Times New Roman" w:hAnsi="Times New Roman"/>
-          <w:b w:val="false"/>
-          <w:bCs w:val="false"/>
-          <w:color w:val="000000"/>
-          <w:sz w:val="20"/>
-          <w:szCs w:val="20"/>
-        </w:rPr>
-        <w:t xml:space="preserve"/>
-      </w:r>
-    </w:p>
-    <w:p>
-      <w:pPr>
-        <w:spacing w:after="60"/>
-      </w:pPr>
-      <w:r>
-        <w:rPr>
-          <w:rFonts w:ascii="Times New Roman" w:cs="Times New Roman" w:eastAsia="Times New Roman" w:hAnsi="Times New Roman"/>
-          <w:b w:val="false"/>
-          <w:bCs w:val="false"/>
-          <w:color w:val="000000"/>
-          <w:sz w:val="20"/>
-          <w:szCs w:val="20"/>
-        </w:rPr>
-        <w:t xml:space="preserve">Первичная оценка — что видно руководителю без бухгалтера. Приходят ли из налоговой требования и как часто; сдаётся ли отчётность в срок; есть ли задолженность на едином налоговом счёте; закрыт ли прошлый год. Это внешние признаки: они показывают, что повод для проверки есть, но не говорят, в чём причина.</w:t>
+        <w:t xml:space="preserve">Здесь важно разделить два разных действия: первичную оценку, которую руководитель делает сам, и профессиональную проверку.</w:t>
+      </w:r>
+    </w:p>
+    <w:p>
+      <w:pPr>
+        <w:spacing w:after="40"/>
+      </w:pPr>
+      <w:r>
+        <w:rPr>
+          <w:rFonts w:ascii="Times New Roman" w:cs="Times New Roman" w:eastAsia="Times New Roman" w:hAnsi="Times New Roman"/>
+          <w:b w:val="false"/>
+          <w:bCs w:val="false"/>
+          <w:color w:val="000000"/>
+          <w:sz w:val="20"/>
+          <w:szCs w:val="20"/>
+        </w:rPr>
+        <w:t xml:space="preserve"/>
+      </w:r>
+    </w:p>
+    <w:p>
+      <w:pPr>
+        <w:spacing w:after="60"/>
+      </w:pPr>
+      <w:r>
+        <w:rPr>
+          <w:rFonts w:ascii="Times New Roman" w:cs="Times New Roman" w:eastAsia="Times New Roman" w:hAnsi="Times New Roman"/>
+          <w:b w:val="false"/>
+          <w:bCs w:val="false"/>
+          <w:color w:val="000000"/>
+          <w:sz w:val="20"/>
+          <w:szCs w:val="20"/>
+        </w:rPr>
+        <w:t xml:space="preserve">Первичная оценка — что может сделать сам руководитель. Посмотреть, приходят ли из налоговой требования и как часто; сдаётся ли отчётность в срок; есть ли задолженность и переплата на едином налоговом счёте. Это даёт ответ на вопрос, есть ли повод беспокоиться, но не отвечает, в чём именно проблема.</w:t>
       </w:r>
     </w:p>
     <w:p>
@@ -2969,6 +2969,70 @@
       <w:r>
         <w:rPr>
           <w:rFonts w:ascii="Consolas" w:cs="Consolas" w:eastAsia="Consolas" w:hAnsi="Consolas"/>
+          <w:b/>
+          <w:bCs/>
+          <w:color w:val="806000"/>
+          <w:sz w:val="26"/>
+          <w:szCs w:val="26"/>
+        </w:rPr>
+        <w:t xml:space="preserve">[H2] Решение по разделу «Как провести проверку бухгалтерии»</w:t>
+      </w:r>
+    </w:p>
+    <w:p>
+      <w:pPr>
+        <w:spacing w:after="40"/>
+      </w:pPr>
+      <w:r>
+        <w:rPr>
+          <w:rFonts w:ascii="Times New Roman" w:cs="Times New Roman" w:eastAsia="Times New Roman" w:hAnsi="Times New Roman"/>
+          <w:b w:val="false"/>
+          <w:bCs w:val="false"/>
+          <w:color w:val="000000"/>
+          <w:sz w:val="20"/>
+          <w:szCs w:val="20"/>
+        </w:rPr>
+        <w:t xml:space="preserve"/>
+      </w:r>
+    </w:p>
+    <w:p>
+      <w:pPr>
+        <w:spacing w:after="60"/>
+      </w:pPr>
+      <w:r>
+        <w:rPr>
+          <w:rFonts w:ascii="Times New Roman" w:cs="Times New Roman" w:eastAsia="Times New Roman" w:hAnsi="Times New Roman"/>
+          <w:b w:val="false"/>
+          <w:bCs w:val="false"/>
+          <w:color w:val="000000"/>
+          <w:sz w:val="20"/>
+          <w:szCs w:val="20"/>
+        </w:rPr>
+        <w:t xml:space="preserve">Вопрос закрыт. Редактор в переписке 28.10.2026 сняла своё замечание и прислала формулировку, которая остаётся в статье. Раздел приведён к ней дословно: три пункта первичной оценки вместо пяти — «закрыт ли прошлый год» и «совпадает ли прибыль с деньгами» убраны, их в формулировке редактора нет. Пункт 2 ТЗ при этом выполнен: разница между первичной оценкой и профессиональной проверкой показана.</w:t>
+      </w:r>
+    </w:p>
+    <w:p>
+      <w:pPr>
+        <w:spacing w:after="40"/>
+      </w:pPr>
+      <w:r>
+        <w:rPr>
+          <w:rFonts w:ascii="Times New Roman" w:cs="Times New Roman" w:eastAsia="Times New Roman" w:hAnsi="Times New Roman"/>
+          <w:b w:val="false"/>
+          <w:bCs w:val="false"/>
+          <w:color w:val="000000"/>
+          <w:sz w:val="20"/>
+          <w:szCs w:val="20"/>
+        </w:rPr>
+        <w:t xml:space="preserve"/>
+      </w:r>
+    </w:p>
+    <w:p>
+      <w:pPr>
+        <w:spacing w:after="60"/>
+      </w:pPr>
+      <w:r>
+        <w:rPr>
+          <w:rFonts w:ascii="Consolas" w:cs="Consolas" w:eastAsia="Consolas" w:hAnsi="Consolas"/>
           <w:b w:val="false"/>
           <w:bCs w:val="false"/>
           <w:color w:val="806000"/>
@@ -2991,7 +3055,7 @@
           <w:sz w:val="20"/>
           <w:szCs w:val="20"/>
         </w:rPr>
-        <w:t xml:space="preserve">Материал подготовлен при помощи ИИ, проверен экспертом 1+1 — Елена Хохлова.</w:t>
+        <w:t xml:space="preserve">Материал подготовлен при помощи ИИ, проверен экспертом 1+1 — Мария Кошляк.</w:t>
       </w:r>
     </w:p>
     <w:p>

--- a/05-content/articles/proverka-buhgalterii/st1-DLYA-RAZMESHCHENIYA.docx
+++ b/05-content/articles/proverka-buhgalterii/st1-DLYA-RAZMESHCHENIYA.docx
@@ -2969,70 +2969,6 @@
       <w:r>
         <w:rPr>
           <w:rFonts w:ascii="Consolas" w:cs="Consolas" w:eastAsia="Consolas" w:hAnsi="Consolas"/>
-          <w:b/>
-          <w:bCs/>
-          <w:color w:val="806000"/>
-          <w:sz w:val="26"/>
-          <w:szCs w:val="26"/>
-        </w:rPr>
-        <w:t xml:space="preserve">[H2] Решение по разделу «Как провести проверку бухгалтерии»</w:t>
-      </w:r>
-    </w:p>
-    <w:p>
-      <w:pPr>
-        <w:spacing w:after="40"/>
-      </w:pPr>
-      <w:r>
-        <w:rPr>
-          <w:rFonts w:ascii="Times New Roman" w:cs="Times New Roman" w:eastAsia="Times New Roman" w:hAnsi="Times New Roman"/>
-          <w:b w:val="false"/>
-          <w:bCs w:val="false"/>
-          <w:color w:val="000000"/>
-          <w:sz w:val="20"/>
-          <w:szCs w:val="20"/>
-        </w:rPr>
-        <w:t xml:space="preserve"/>
-      </w:r>
-    </w:p>
-    <w:p>
-      <w:pPr>
-        <w:spacing w:after="60"/>
-      </w:pPr>
-      <w:r>
-        <w:rPr>
-          <w:rFonts w:ascii="Times New Roman" w:cs="Times New Roman" w:eastAsia="Times New Roman" w:hAnsi="Times New Roman"/>
-          <w:b w:val="false"/>
-          <w:bCs w:val="false"/>
-          <w:color w:val="000000"/>
-          <w:sz w:val="20"/>
-          <w:szCs w:val="20"/>
-        </w:rPr>
-        <w:t xml:space="preserve">Вопрос закрыт. Редактор в переписке 28.10.2026 сняла своё замечание и прислала формулировку, которая остаётся в статье. Раздел приведён к ней дословно: три пункта первичной оценки вместо пяти — «закрыт ли прошлый год» и «совпадает ли прибыль с деньгами» убраны, их в формулировке редактора нет. Пункт 2 ТЗ при этом выполнен: разница между первичной оценкой и профессиональной проверкой показана.</w:t>
-      </w:r>
-    </w:p>
-    <w:p>
-      <w:pPr>
-        <w:spacing w:after="40"/>
-      </w:pPr>
-      <w:r>
-        <w:rPr>
-          <w:rFonts w:ascii="Times New Roman" w:cs="Times New Roman" w:eastAsia="Times New Roman" w:hAnsi="Times New Roman"/>
-          <w:b w:val="false"/>
-          <w:bCs w:val="false"/>
-          <w:color w:val="000000"/>
-          <w:sz w:val="20"/>
-          <w:szCs w:val="20"/>
-        </w:rPr>
-        <w:t xml:space="preserve"/>
-      </w:r>
-    </w:p>
-    <w:p>
-      <w:pPr>
-        <w:spacing w:after="60"/>
-      </w:pPr>
-      <w:r>
-        <w:rPr>
-          <w:rFonts w:ascii="Consolas" w:cs="Consolas" w:eastAsia="Consolas" w:hAnsi="Consolas"/>
           <w:b w:val="false"/>
           <w:bCs w:val="false"/>
           <w:color w:val="806000"/>
@@ -3055,7 +2991,7 @@
           <w:sz w:val="20"/>
           <w:szCs w:val="20"/>
         </w:rPr>
-        <w:t xml:space="preserve">Материал подготовлен при помощи ИИ, проверен экспертом 1+1 — Мария Кошляк.</w:t>
+        <w:t xml:space="preserve">Материал подготовлен при помощи ИИ, проверен экспертом 1+1 Еленой Веневцевой.</w:t>
       </w:r>
     </w:p>
     <w:p>

--- a/05-content/articles/proverka-buhgalterii/st1-DLYA-RAZMESHCHENIYA.docx
+++ b/05-content/articles/proverka-buhgalterii/st1-DLYA-RAZMESHCHENIYA.docx
@@ -15,6 +15,86 @@
           <w:sz w:val="20"/>
           <w:szCs w:val="20"/>
         </w:rPr>
+        <w:t xml:space="preserve">【ЭТОТ ТЕКСТ ЗАМЕНЯЕТ СТАТЬЮ НА САЙТЕ: https://1-plus-1.ru/news/kak-proverit-svoyu-bukhgalteriyu/】</w:t>
+      </w:r>
+    </w:p>
+    <w:p>
+      <w:pPr>
+        <w:spacing w:after="60"/>
+      </w:pPr>
+      <w:r>
+        <w:rPr>
+          <w:rFonts w:ascii="Consolas" w:cs="Consolas" w:eastAsia="Consolas" w:hAnsi="Consolas"/>
+          <w:b w:val="false"/>
+          <w:bCs w:val="false"/>
+          <w:color w:val="806000"/>
+          <w:sz w:val="20"/>
+          <w:szCs w:val="20"/>
+        </w:rPr>
+        <w:t xml:space="preserve">【Адрес страницы не меняется — публикуется на том же URL, поверх старого текста.】</w:t>
+      </w:r>
+    </w:p>
+    <w:p>
+      <w:pPr>
+        <w:spacing w:after="40"/>
+      </w:pPr>
+      <w:r>
+        <w:rPr>
+          <w:rFonts w:ascii="Times New Roman" w:cs="Times New Roman" w:eastAsia="Times New Roman" w:hAnsi="Times New Roman"/>
+          <w:b w:val="false"/>
+          <w:bCs w:val="false"/>
+          <w:color w:val="000000"/>
+          <w:sz w:val="20"/>
+          <w:szCs w:val="20"/>
+        </w:rPr>
+        <w:t xml:space="preserve"/>
+      </w:r>
+    </w:p>
+    <w:p>
+      <w:pPr>
+        <w:spacing w:after="60"/>
+      </w:pPr>
+      <w:r>
+        <w:rPr>
+          <w:rFonts w:ascii="Consolas" w:cs="Consolas" w:eastAsia="Consolas" w:hAnsi="Consolas"/>
+          <w:b w:val="false"/>
+          <w:bCs w:val="false"/>
+          <w:color w:val="806000"/>
+          <w:sz w:val="20"/>
+          <w:szCs w:val="20"/>
+        </w:rPr>
+        <w:t xml:space="preserve">──────────────────────────────────────────────────────────────────────</w:t>
+      </w:r>
+    </w:p>
+    <w:p>
+      <w:pPr>
+        <w:spacing w:after="40"/>
+      </w:pPr>
+      <w:r>
+        <w:rPr>
+          <w:rFonts w:ascii="Times New Roman" w:cs="Times New Roman" w:eastAsia="Times New Roman" w:hAnsi="Times New Roman"/>
+          <w:b w:val="false"/>
+          <w:bCs w:val="false"/>
+          <w:color w:val="000000"/>
+          <w:sz w:val="20"/>
+          <w:szCs w:val="20"/>
+        </w:rPr>
+        <w:t xml:space="preserve"/>
+      </w:r>
+    </w:p>
+    <w:p>
+      <w:pPr>
+        <w:spacing w:after="60"/>
+      </w:pPr>
+      <w:r>
+        <w:rPr>
+          <w:rFonts w:ascii="Consolas" w:cs="Consolas" w:eastAsia="Consolas" w:hAnsi="Consolas"/>
+          <w:b w:val="false"/>
+          <w:bCs w:val="false"/>
+          <w:color w:val="806000"/>
+          <w:sz w:val="20"/>
+          <w:szCs w:val="20"/>
+        </w:rPr>
         <w:t xml:space="preserve">ПАМЯТКА ДЛЯ РАЗМЕЩЕНИЯ</w:t>
       </w:r>
     </w:p>
@@ -303,7 +383,7 @@
           <w:sz w:val="20"/>
           <w:szCs w:val="20"/>
         </w:rPr>
-        <w:t xml:space="preserve">【URL: /news/kak-proverit-svoyu-bukhgalteriyu/ — адрес прежний, не менять】</w:t>
+        <w:t xml:space="preserve">【URL: оставить прежний — /news/kak-proverit-svoyu-bukhgalteriyu/. Адрес работает и проиндексирован, менять его при доработке незачем.】</w:t>
       </w:r>
     </w:p>
     <w:p>
@@ -2991,7 +3071,7 @@
           <w:sz w:val="20"/>
           <w:szCs w:val="20"/>
         </w:rPr>
-        <w:t xml:space="preserve">Материал подготовлен при помощи ИИ, проверен экспертом 1+1 Еленой Веневцевой.</w:t>
+        <w:t xml:space="preserve">Материал подготовлен при помощи ИИ, проверен экспертом 1+1 Мариной Даниловой.</w:t>
       </w:r>
     </w:p>
     <w:p>
